--- a/ws2/files/WS2_Mock_Run_Plan.docx
+++ b/ws2/files/WS2_Mock_Run_Plan.docx
@@ -5508,7 +5508,7 @@
                 <w:sz w:val="19"/>
                 <w:szCs w:val="19"/>
               </w:rPr>
-              <w:t xml:space="preserve">Trap test run and the result recorded (kit-specific)</w:t>
+              <w:t xml:space="preserve">Time test run and hours back per PM per week recorded (kit-specific)</w:t>
             </w:r>
           </w:p>
         </w:tc>

--- a/ws2/files/WS2_Mock_Run_Plan.docx
+++ b/ws2/files/WS2_Mock_Run_Plan.docx
@@ -38,7 +38,7 @@
           <w:sz w:val="20"/>
           <w:szCs w:val="20"/>
         </w:rPr>
-        <w:t xml:space="preserve">Breakout simulation with the Pain to Pilot kit · 75 minutes, plus 30 minutes of defect triage · proposed for Fri 9 Oct · draft v0.1</w:t>
+        <w:t xml:space="preserve">Breakout simulation with the Pain to Pilot kit · 75 minutes, plus 30 minutes of defect triage · proposed for Fri 9 Oct · draft v0.2</w:t>
       </w:r>
     </w:p>
     <w:tbl>
@@ -188,7 +188,7 @@
                 <w:sz w:val="20"/>
                 <w:szCs w:val="20"/>
               </w:rPr>
-              <w:t xml:space="preserve">Test whether the instructions, timing, Pilot Pack, roles and report-out produce a comparable, useful result without expert rescue.</w:t>
+              <w:t xml:space="preserve">Test whether the instructions, timing, Pilot Pack, roles and Summit Debrief produce a comparable, useful result without expert rescue.</w:t>
             </w:r>
           </w:p>
         </w:tc>
@@ -442,7 +442,7 @@
                 <w:sz w:val="20"/>
                 <w:szCs w:val="20"/>
               </w:rPr>
-              <w:t xml:space="preserve">C1 Status Report Treadmill, given</w:t>
+              <w:t xml:space="preserve">C3 The Silent Risk, given (every region runs it)</w:t>
             </w:r>
           </w:p>
         </w:tc>
@@ -1206,7 +1206,7 @@
                 <w:sz w:val="20"/>
                 <w:szCs w:val="20"/>
               </w:rPr>
-              <w:t xml:space="preserve">Opens and closes, owns decisions after the debrief</w:t>
+              <w:t xml:space="preserve">Opens and closes, owns decisions after the review</w:t>
             </w:r>
           </w:p>
         </w:tc>
@@ -1500,7 +1500,7 @@
                 <w:sz w:val="20"/>
                 <w:szCs w:val="20"/>
               </w:rPr>
-              <w:t xml:space="preserve">Fill the Pilot Pack and give the report-out</w:t>
+              <w:t xml:space="preserve">Fill the Pilot Pack and read the debrief card</w:t>
             </w:r>
           </w:p>
         </w:tc>
@@ -1846,7 +1846,7 @@
         <w:spacing w:after="60"/>
       </w:pPr>
       <w:r>
-        <w:t xml:space="preserve">Share: C1 and C2 cards with data, the broad swap card, two blank Pilot Packs, the facilitator guide, the room slides.</w:t>
+        <w:t xml:space="preserve">Share: C3 and C2 cards with data, the broad swap card, two blank Pilot Packs, the facilitator guide, the room slides.</w:t>
       </w:r>
     </w:p>
     <w:p>
@@ -2260,7 +2260,7 @@
                 <w:sz w:val="20"/>
                 <w:szCs w:val="20"/>
               </w:rPr>
-              <w:t xml:space="preserve">65–68</w:t>
+              <w:t xml:space="preserve">65–70</w:t>
             </w:r>
           </w:p>
         </w:tc>
@@ -2290,7 +2290,7 @@
                 <w:sz w:val="20"/>
                 <w:szCs w:val="20"/>
               </w:rPr>
-              <w:t xml:space="preserve">Report-outs</w:t>
+              <w:t xml:space="preserve">Summit Debrief, compressed</w:t>
             </w:r>
           </w:p>
         </w:tc>
@@ -2320,7 +2320,7 @@
                 <w:sz w:val="20"/>
                 <w:szCs w:val="20"/>
               </w:rPr>
-              <w:t xml:space="preserve">Room A: 90 seconds. Room B: cut to 45 seconds without warning (injection).</w:t>
+              <w:t xml:space="preserve">Room A reads its 90-second card; Room B is cut to 45 seconds without warning (injection). Monday-morning vote and three awards on the live scoreboard.</w:t>
             </w:r>
           </w:p>
         </w:tc>
@@ -2358,7 +2358,7 @@
                 <w:sz w:val="20"/>
                 <w:szCs w:val="20"/>
               </w:rPr>
-              <w:t xml:space="preserve">68–75</w:t>
+              <w:t xml:space="preserve">70–75</w:t>
             </w:r>
           </w:p>
         </w:tc>
@@ -2388,7 +2388,7 @@
                 <w:sz w:val="20"/>
                 <w:szCs w:val="20"/>
               </w:rPr>
-              <w:t xml:space="preserve">Hot debrief</w:t>
+              <w:t xml:space="preserve">Hot review</w:t>
             </w:r>
           </w:p>
         </w:tc>
@@ -3160,7 +3160,7 @@
                 <w:sz w:val="18"/>
                 <w:szCs w:val="18"/>
               </w:rPr>
-              <w:t xml:space="preserve">“Let’s paste my real project status” (5)</w:t>
+              <w:t xml:space="preserve">“Let’s paste my real project’s chat” (5)</w:t>
             </w:r>
           </w:p>
         </w:tc>
@@ -3916,7 +3916,7 @@
                 <w:sz w:val="18"/>
                 <w:szCs w:val="18"/>
               </w:rPr>
-              <w:t xml:space="preserve">Report-out cut to 45 seconds (9)</w:t>
+              <w:t xml:space="preserve">Debrief card cut to 45 seconds (9)</w:t>
             </w:r>
           </w:p>
         </w:tc>
@@ -3946,7 +3946,7 @@
                 <w:sz w:val="18"/>
                 <w:szCs w:val="18"/>
               </w:rPr>
-              <w:t xml:space="preserve">Three lines delivered: pain, agent and PM decision, next step</w:t>
+              <w:t xml:space="preserve">Hours back, guardrail and owner delivered; the vote still happens</w:t>
             </w:r>
           </w:p>
         </w:tc>
@@ -4273,7 +4273,7 @@
                 <w:sz w:val="19"/>
                 <w:szCs w:val="19"/>
               </w:rPr>
-              <w:t xml:space="preserve">You have never used an AI assistant at work. Ask what terms mean. Stay quiet unless invited.</w:t>
+              <w:t xml:space="preserve">You have never used an AI agent at work. Ask what terms mean. Stay quiet unless invited.</w:t>
             </w:r>
           </w:p>
         </w:tc>
@@ -4371,7 +4371,7 @@
                 <w:sz w:val="19"/>
                 <w:szCs w:val="19"/>
               </w:rPr>
-              <w:t xml:space="preserve">At about minute 30: “Let’s just paste my real project status, it’s more realistic.”</w:t>
+              <w:t xml:space="preserve">At about minute 30: “Let’s just paste my real project’s chat, it’s more realistic.”</w:t>
             </w:r>
           </w:p>
         </w:tc>
@@ -5442,7 +5442,7 @@
                 <w:sz w:val="19"/>
                 <w:szCs w:val="19"/>
               </w:rPr>
-              <w:t xml:space="preserve">Report-out completed within the limit</w:t>
+              <w:t xml:space="preserve">Debrief card delivered within the limit</w:t>
             </w:r>
           </w:p>
         </w:tc>
@@ -5545,6 +5545,72 @@
                 <w:szCs w:val="19"/>
               </w:rPr>
               <w:t xml:space="preserve">12</w:t>
+            </w:r>
+          </w:p>
+        </w:tc>
+        <w:tc>
+          <w:tcPr>
+            <w:tcW w:type="dxa" w:w="9038"/>
+            <w:tcBorders>
+              <w:top w:val="single" w:color="C8D5D1" w:sz="4"/>
+              <w:left w:val="single" w:color="C8D5D1" w:sz="4"/>
+              <w:bottom w:val="single" w:color="C8D5D1" w:sz="4"/>
+              <w:right w:val="single" w:color="C8D5D1" w:sz="4"/>
+            </w:tcBorders>
+            <w:tcMar>
+              <w:top w:type="dxa" w:w="80"/>
+              <w:left w:type="dxa" w:w="110"/>
+              <w:bottom w:type="dxa" w:w="80"/>
+              <w:right w:type="dxa" w:w="110"/>
+            </w:tcMar>
+            <w:vAlign w:val="top"/>
+          </w:tcPr>
+          <w:p>
+            <w:pPr>
+              <w:spacing w:after="0"/>
+            </w:pPr>
+            <w:r>
+              <w:rPr>
+                <w:sz w:val="19"/>
+                <w:szCs w:val="19"/>
+              </w:rPr>
+              <w:t xml:space="preserve">Business impact and failure mode named; guardrail written against the failure (kit-specific)</w:t>
+            </w:r>
+          </w:p>
+        </w:tc>
+      </w:tr>
+      <w:tr>
+        <w:trPr>
+          <w:cantSplit/>
+          <w:tblHeader w:val="off"/>
+        </w:trPr>
+        <w:tc>
+          <w:tcPr>
+            <w:tcW w:type="dxa" w:w="600"/>
+            <w:tcBorders>
+              <w:top w:val="single" w:color="C8D5D1" w:sz="4"/>
+              <w:left w:val="single" w:color="C8D5D1" w:sz="4"/>
+              <w:bottom w:val="single" w:color="C8D5D1" w:sz="4"/>
+              <w:right w:val="single" w:color="C8D5D1" w:sz="4"/>
+            </w:tcBorders>
+            <w:tcMar>
+              <w:top w:type="dxa" w:w="80"/>
+              <w:left w:type="dxa" w:w="110"/>
+              <w:bottom w:type="dxa" w:w="80"/>
+              <w:right w:type="dxa" w:w="110"/>
+            </w:tcMar>
+            <w:vAlign w:val="top"/>
+          </w:tcPr>
+          <w:p>
+            <w:pPr>
+              <w:spacing w:after="0"/>
+            </w:pPr>
+            <w:r>
+              <w:rPr>
+                <w:sz w:val="19"/>
+                <w:szCs w:val="19"/>
+              </w:rPr>
+              <w:t xml:space="preserve">13</w:t>
             </w:r>
           </w:p>
         </w:tc>
@@ -5603,7 +5669,7 @@
         <w:spacing w:after="60"/>
       </w:pPr>
       <w:r>
-        <w:t xml:space="preserve">100% of the ten mandatory Pilot Pack fields completed.</w:t>
+        <w:t xml:space="preserve">100% of the fourteen mandatory Pilot Pack fields completed.</w:t>
       </w:r>
     </w:p>
     <w:p>
@@ -5616,7 +5682,20 @@
         <w:spacing w:after="60"/>
       </w:pPr>
       <w:r>
-        <w:t xml:space="preserve">Owner, first test, metric and guardrail explicit.</w:t>
+        <w:t xml:space="preserve">Owner, first test, hours back, business impact and a guardrail against a named failure explicit.</w:t>
+      </w:r>
+    </w:p>
+    <w:p>
+      <w:pPr>
+        <w:pStyle w:val="ListParagraph"/>
+        <w:numPr>
+          <w:ilvl w:val="0"/>
+          <w:numId w:val="2"/>
+        </w:numPr>
+        <w:spacing w:after="60"/>
+      </w:pPr>
+      <w:r>
+        <w:t xml:space="preserve">The compressed Summit Debrief names a Monday Morning Pilot, Most Hours Back and Strongest Guardrail.</w:t>
       </w:r>
     </w:p>
     <w:p>
@@ -5929,7 +6008,7 @@
         <w:pStyle w:val="Heading2"/>
       </w:pPr>
       <w:r>
-        <w:t xml:space="preserve">Debrief questions</w:t>
+        <w:t xml:space="preserve">Review questions</w:t>
       </w:r>
     </w:p>
     <w:p>
@@ -6038,6 +6117,19 @@
     </w:p>
     <w:p>
       <w:pPr>
+        <w:pStyle w:val="ListParagraph"/>
+        <w:numPr>
+          <w:ilvl w:val="0"/>
+          <w:numId w:val="3"/>
+        </w:numPr>
+        <w:spacing w:after="60"/>
+      </w:pPr>
+      <w:r>
+        <w:t xml:space="preserve">Did the Monday-morning vote pick the pilot the observers would have picked? If not, why?</w:t>
+      </w:r>
+    </w:p>
+    <w:p>
+      <w:pPr>
         <w:pStyle w:val="Heading2"/>
       </w:pPr>
       <w:r>
@@ -6515,7 +6607,7 @@
                 <w:sz w:val="19"/>
                 <w:szCs w:val="19"/>
               </w:rPr>
-              <w:t xml:space="preserve">Keep the ten, or trim</w:t>
+              <w:t xml:space="preserve">Keep the fourteen, or trim</w:t>
             </w:r>
           </w:p>
         </w:tc>
@@ -6581,7 +6673,7 @@
                 <w:sz w:val="19"/>
                 <w:szCs w:val="19"/>
               </w:rPr>
-              <w:t xml:space="preserve">Report-out</w:t>
+              <w:t xml:space="preserve">Summit Debrief</w:t>
             </w:r>
           </w:p>
         </w:tc>
@@ -6611,7 +6703,7 @@
                 <w:sz w:val="19"/>
                 <w:szCs w:val="19"/>
               </w:rPr>
-              <w:t xml:space="preserve">90 seconds; 45-second fallback; how many rooms report</w:t>
+              <w:t xml:space="preserve">15 minutes after the rooms; 90-second cards; vote rules; one host per region</w:t>
             </w:r>
           </w:p>
         </w:tc>
@@ -7155,7 +7247,7 @@
         <w:sz w:val="16"/>
         <w:szCs w:val="16"/>
       </w:rPr>
-      <w:t xml:space="preserve">Pain to Pilot · Core-team mock run plan · draft v0.1</w:t>
+      <w:t xml:space="preserve">Pain to Pilot · Core-team mock run plan · draft v0.2</w:t>
     </w:r>
     <w:r>
       <w:rPr>

--- a/ws2/files/WS2_Mock_Run_Plan.docx
+++ b/ws2/files/WS2_Mock_Run_Plan.docx
@@ -834,7 +834,7 @@
                 <w:sz w:val="20"/>
                 <w:szCs w:val="20"/>
               </w:rPr>
-              <w:t xml:space="preserve">Approved tool available [tool to be confirmed]</w:t>
+              <w:t xml:space="preserve">Copilot Premium with Agent Builder, activated for the Builder</w:t>
             </w:r>
           </w:p>
         </w:tc>
@@ -1872,7 +1872,7 @@
         <w:spacing w:after="60"/>
       </w:pPr>
       <w:r>
-        <w:t xml:space="preserve">Confirm the Room A Builder can log in to the approved tool. The tool decision is still open.</w:t>
+        <w:t xml:space="preserve">Confirm the Room A Builder has Agent Builder activated in Copilot Premium and can create an agent.</w:t>
       </w:r>
     </w:p>
     <w:p>
